--- a/ap-revision/C06 期末复习清单.docx
+++ b/ap-revision/C06 期末复习清单.docx
@@ -8,7 +8,7 @@
       </w:pPr>
       <w:r>
         <w:rPr>
-          <w:rFonts w:ascii="Arial" w:hAnsi="Arial" w:eastAsia="Arial"/>
+          <w:rFonts w:ascii="Arial" w:hAnsi="Arial"/>
           <w:b/>
           <w:sz w:val="28"/>
         </w:rPr>
@@ -26,7 +26,7 @@
       </w:pPr>
       <w:r>
         <w:rPr>
-          <w:rFonts w:ascii="霞鹜文楷 Medium" w:hAnsi="霞鹜文楷 Medium" w:eastAsia="霞鹜文楷 Medium"/>
+          <w:rFonts w:ascii="霞鹜文楷 Medium" w:hAnsi="霞鹜文楷 Medium"/>
           <w:b/>
           <w:sz w:val="22"/>
         </w:rPr>
@@ -39,7 +39,7 @@
       </w:pPr>
       <w:r>
         <w:rPr>
-          <w:rFonts w:ascii="霞鹜文楷 Medium" w:hAnsi="霞鹜文楷 Medium" w:eastAsia="霞鹜文楷 Medium"/>
+          <w:rFonts w:ascii="霞鹜文楷 Medium" w:hAnsi="霞鹜文楷 Medium"/>
           <w:b/>
           <w:sz w:val="22"/>
         </w:rPr>
@@ -52,13 +52,14 @@
       </w:pPr>
       <w:r>
         <w:rPr>
-          <w:rFonts w:ascii="霞鹜文楷 Medium" w:hAnsi="霞鹜文楷 Medium" w:eastAsia="霞鹜文楷 Medium"/>
+          <w:rFonts w:ascii="霞鹜文楷 Medium" w:hAnsi="霞鹜文楷 Medium"/>
           <w:b/>
           <w:sz w:val="22"/>
         </w:rPr>
         <w:t>STP: 0°C (273 K), 1 atm; Molar volume at STP = 22.4 L/mol</w:t>
       </w:r>
     </w:p>
+    <w:p/>
     <w:p>
       <w:pPr>
         <w:spacing w:after="40" w:before="80" w:line="240" w:lineRule="auto"/>
@@ -68,18 +69,18 @@
       </w:pPr>
       <w:r>
         <w:rPr>
-          <w:rFonts w:ascii="Arial" w:hAnsi="Arial" w:eastAsia="Arial"/>
+          <w:rFonts w:ascii="Arial" w:hAnsi="Arial"/>
           <w:b w:val="0"/>
           <w:sz w:val="22"/>
         </w:rPr>
-        <w:t>1. A 2.50 L container holds 0.125 mol O2 at 298 K. What is the pressure? (R=0.08206)</w:t>
+        <w:t>1. A 2.50 L container holds 0.125 mol O₂ at 298 K. What is the pressure? (R=0.08206)</w:t>
       </w:r>
       <w:r>
         <w:tab/>
       </w:r>
       <w:r>
         <w:rPr>
-          <w:rFonts w:ascii="Arial" w:hAnsi="Arial" w:eastAsia="Arial"/>
+          <w:rFonts w:ascii="Arial" w:hAnsi="Arial"/>
           <w:b w:val="0"/>
           <w:sz w:val="22"/>
         </w:rPr>
@@ -92,7 +93,7 @@
       </w:pPr>
       <w:r>
         <w:rPr>
-          <w:rFonts w:ascii="Arial" w:hAnsi="Arial" w:eastAsia="Arial"/>
+          <w:rFonts w:ascii="Arial" w:hAnsi="Arial"/>
           <w:b w:val="0"/>
           <w:sz w:val="22"/>
         </w:rPr>
@@ -105,7 +106,7 @@
       </w:pPr>
       <w:r>
         <w:rPr>
-          <w:rFonts w:ascii="Arial" w:hAnsi="Arial" w:eastAsia="Arial"/>
+          <w:rFonts w:ascii="Arial" w:hAnsi="Arial"/>
           <w:b w:val="0"/>
           <w:sz w:val="22"/>
         </w:rPr>
@@ -118,7 +119,7 @@
       </w:pPr>
       <w:r>
         <w:rPr>
-          <w:rFonts w:ascii="Arial" w:hAnsi="Arial" w:eastAsia="Arial"/>
+          <w:rFonts w:ascii="Arial" w:hAnsi="Arial"/>
           <w:b w:val="0"/>
           <w:sz w:val="22"/>
         </w:rPr>
@@ -131,7 +132,7 @@
       </w:pPr>
       <w:r>
         <w:rPr>
-          <w:rFonts w:ascii="Arial" w:hAnsi="Arial" w:eastAsia="Arial"/>
+          <w:rFonts w:ascii="Arial" w:hAnsi="Arial"/>
           <w:b w:val="0"/>
           <w:sz w:val="22"/>
         </w:rPr>
@@ -152,7 +153,7 @@
       </w:pPr>
       <w:r>
         <w:rPr>
-          <w:rFonts w:ascii="Arial" w:hAnsi="Arial" w:eastAsia="Arial"/>
+          <w:rFonts w:ascii="Arial" w:hAnsi="Arial"/>
           <w:b w:val="0"/>
           <w:sz w:val="22"/>
         </w:rPr>
@@ -163,7 +164,7 @@
       </w:r>
       <w:r>
         <w:rPr>
-          <w:rFonts w:ascii="Arial" w:hAnsi="Arial" w:eastAsia="Arial"/>
+          <w:rFonts w:ascii="Arial" w:hAnsi="Arial"/>
           <w:b w:val="0"/>
           <w:sz w:val="22"/>
         </w:rPr>
@@ -176,7 +177,7 @@
       </w:pPr>
       <w:r>
         <w:rPr>
-          <w:rFonts w:ascii="Arial" w:hAnsi="Arial" w:eastAsia="Arial"/>
+          <w:rFonts w:ascii="Arial" w:hAnsi="Arial"/>
           <w:b w:val="0"/>
           <w:sz w:val="22"/>
         </w:rPr>
@@ -189,7 +190,7 @@
       </w:pPr>
       <w:r>
         <w:rPr>
-          <w:rFonts w:ascii="Arial" w:hAnsi="Arial" w:eastAsia="Arial"/>
+          <w:rFonts w:ascii="Arial" w:hAnsi="Arial"/>
           <w:b w:val="0"/>
           <w:sz w:val="22"/>
         </w:rPr>
@@ -202,7 +203,7 @@
       </w:pPr>
       <w:r>
         <w:rPr>
-          <w:rFonts w:ascii="Arial" w:hAnsi="Arial" w:eastAsia="Arial"/>
+          <w:rFonts w:ascii="Arial" w:hAnsi="Arial"/>
           <w:b w:val="0"/>
           <w:sz w:val="22"/>
         </w:rPr>
@@ -215,7 +216,7 @@
       </w:pPr>
       <w:r>
         <w:rPr>
-          <w:rFonts w:ascii="Arial" w:hAnsi="Arial" w:eastAsia="Arial"/>
+          <w:rFonts w:ascii="Arial" w:hAnsi="Arial"/>
           <w:b w:val="0"/>
           <w:sz w:val="22"/>
         </w:rPr>
@@ -233,11 +234,37 @@
       </w:pPr>
       <w:r>
         <w:rPr>
-          <w:rFonts w:ascii="Arial" w:hAnsi="Arial" w:eastAsia="Arial"/>
+          <w:rFonts w:ascii="Arial" w:hAnsi="Arial"/>
           <w:b w:val="0"/>
           <w:sz w:val="22"/>
         </w:rPr>
-        <w:t>3. CO2 is collected over water at 25°C. Total pressure = 758 mmHg, vapor pressure of water = 23.8 mmHg. Volume = 1.85 L. (R=62.36)</w:t>
+        <w:t>3. CO₂ is collected over water at 25°C.</w:t>
+      </w:r>
+    </w:p>
+    <w:p>
+      <w:pPr>
+        <w:spacing w:after="40" w:before="80" w:line="240" w:lineRule="auto"/>
+      </w:pPr>
+      <w:r>
+        <w:rPr>
+          <w:rFonts w:ascii="Arial" w:hAnsi="Arial"/>
+          <w:b w:val="0"/>
+          <w:sz w:val="22"/>
+        </w:rPr>
+        <w:t>Total pressure = 758 mmHg, vapor pressure of water = 23.8 mmHg.</w:t>
+      </w:r>
+    </w:p>
+    <w:p>
+      <w:pPr>
+        <w:spacing w:after="40" w:before="80" w:line="240" w:lineRule="auto"/>
+      </w:pPr>
+      <w:r>
+        <w:rPr>
+          <w:rFonts w:ascii="Arial" w:hAnsi="Arial"/>
+          <w:b w:val="0"/>
+          <w:sz w:val="22"/>
+        </w:rPr>
+        <w:t>Volume = 1.85 L. (R=62.36)</w:t>
       </w:r>
     </w:p>
     <w:p>
@@ -249,18 +276,18 @@
       </w:pPr>
       <w:r>
         <w:rPr>
-          <w:rFonts w:ascii="Arial" w:hAnsi="Arial" w:eastAsia="Arial"/>
+          <w:rFonts w:ascii="Arial" w:hAnsi="Arial"/>
           <w:b w:val="0"/>
           <w:sz w:val="22"/>
         </w:rPr>
-        <w:t>(a) Calculate the partial pressure of dry CO2.</w:t>
+        <w:t>(a) Calculate the partial pressure of dry CO₂.</w:t>
       </w:r>
       <w:r>
         <w:tab/>
       </w:r>
       <w:r>
         <w:rPr>
-          <w:rFonts w:ascii="Arial" w:hAnsi="Arial" w:eastAsia="Arial"/>
+          <w:rFonts w:ascii="Arial" w:hAnsi="Arial"/>
           <w:b w:val="0"/>
           <w:sz w:val="22"/>
         </w:rPr>
@@ -276,18 +303,18 @@
       </w:pPr>
       <w:r>
         <w:rPr>
-          <w:rFonts w:ascii="Arial" w:hAnsi="Arial" w:eastAsia="Arial"/>
+          <w:rFonts w:ascii="Arial" w:hAnsi="Arial"/>
           <w:b w:val="0"/>
           <w:sz w:val="22"/>
         </w:rPr>
-        <w:t>(b) Calculate moles of CO2 collected.</w:t>
+        <w:t>(b) Calculate moles of CO₂ collected.</w:t>
       </w:r>
       <w:r>
         <w:tab/>
       </w:r>
       <w:r>
         <w:rPr>
-          <w:rFonts w:ascii="Arial" w:hAnsi="Arial" w:eastAsia="Arial"/>
+          <w:rFonts w:ascii="Arial" w:hAnsi="Arial"/>
           <w:b w:val="0"/>
           <w:sz w:val="22"/>
         </w:rPr>
@@ -303,18 +330,18 @@
       </w:pPr>
       <w:r>
         <w:rPr>
-          <w:rFonts w:ascii="Arial" w:hAnsi="Arial" w:eastAsia="Arial"/>
+          <w:rFonts w:ascii="Arial" w:hAnsi="Arial"/>
           <w:b w:val="0"/>
           <w:sz w:val="22"/>
         </w:rPr>
-        <w:t>(c) Calculate the mass of CaCO3 that decomposed. (CaCO3 = 100.09)</w:t>
+        <w:t>(c) Calculate the mass of CaCO₃ that decomposed. (CaCO₃ = 100.09)</w:t>
       </w:r>
       <w:r>
         <w:tab/>
       </w:r>
       <w:r>
         <w:rPr>
-          <w:rFonts w:ascii="Arial" w:hAnsi="Arial" w:eastAsia="Arial"/>
+          <w:rFonts w:ascii="Arial" w:hAnsi="Arial"/>
           <w:b w:val="0"/>
           <w:sz w:val="22"/>
         </w:rPr>
@@ -335,7 +362,7 @@
       </w:pPr>
       <w:r>
         <w:rPr>
-          <w:rFonts w:ascii="Arial" w:hAnsi="Arial" w:eastAsia="Arial"/>
+          <w:rFonts w:ascii="Arial" w:hAnsi="Arial"/>
           <w:b w:val="0"/>
           <w:sz w:val="22"/>
         </w:rPr>
@@ -346,7 +373,7 @@
       </w:r>
       <w:r>
         <w:rPr>
-          <w:rFonts w:ascii="Arial" w:hAnsi="Arial" w:eastAsia="Arial"/>
+          <w:rFonts w:ascii="Arial" w:hAnsi="Arial"/>
           <w:b w:val="0"/>
           <w:sz w:val="22"/>
         </w:rPr>
@@ -354,16 +381,65 @@
       </w:r>
     </w:p>
     <w:p>
-      <w:pPr>
-        <w:spacing w:after="20" w:before="0" w:line="240" w:lineRule="auto"/>
+      <w:r>
+        <w:drawing>
+          <wp:inline xmlns:a="http://schemas.openxmlformats.org/drawingml/2006/main" xmlns:pic="http://schemas.openxmlformats.org/drawingml/2006/picture">
+            <wp:extent cx="3780000" cy="2620110"/>
+            <wp:docPr id="3" name="Picture 3"/>
+            <wp:cNvGraphicFramePr>
+              <a:graphicFrameLocks noChangeAspect="1"/>
+            </wp:cNvGraphicFramePr>
+            <a:graphic>
+              <a:graphicData uri="http://schemas.openxmlformats.org/drawingml/2006/picture">
+                <pic:pic>
+                  <pic:nvPicPr>
+                    <pic:cNvPr id="0" name="f_c06_03.png"/>
+                    <pic:cNvPicPr/>
+                  </pic:nvPicPr>
+                  <pic:blipFill>
+                    <a:blip r:embed="rId11"/>
+                    <a:stretch>
+                      <a:fillRect/>
+                    </a:stretch>
+                  </pic:blipFill>
+                  <pic:spPr>
+                    <a:xfrm>
+                      <a:off x="0" y="0"/>
+                      <a:ext cx="3780000" cy="2620110"/>
+                    </a:xfrm>
+                    <a:prstGeom prst="rect"/>
+                  </pic:spPr>
+                </pic:pic>
+              </a:graphicData>
+            </a:graphic>
+          </wp:inline>
+        </w:drawing>
+      </w:r>
+    </w:p>
+    <w:p>
+      <w:pPr>
+        <w:spacing w:before="20" w:after="120"/>
       </w:pPr>
       <w:r>
         <w:rPr>
-          <w:rFonts w:ascii="Arial" w:hAnsi="Arial" w:eastAsia="Arial"/>
+          <w:rFonts w:ascii="霞鹜文楷 Medium" w:hAnsi="霞鹜文楷 Medium"/>
+          <w:b/>
+          <w:sz w:val="18"/>
+        </w:rPr>
+        <w:t>图 C₆-3：恒定 P、T 下理想气体 pV 随 n 变化图（对应第 1 节 MCQ4，pV = nRT，过原点直线）</w:t>
+      </w:r>
+    </w:p>
+    <w:p>
+      <w:pPr>
+        <w:spacing w:after="20" w:before="0" w:line="240" w:lineRule="auto"/>
+      </w:pPr>
+      <w:r>
+        <w:rPr>
+          <w:rFonts w:ascii="Arial" w:hAnsi="Arial"/>
           <w:b w:val="0"/>
           <w:sz w:val="22"/>
         </w:rPr>
-        <w:t>A.</w:t>
+        <w:t>A. Diagram A — particle arrangement</w:t>
       </w:r>
     </w:p>
     <w:p>
@@ -372,11 +448,11 @@
       </w:pPr>
       <w:r>
         <w:rPr>
-          <w:rFonts w:ascii="Arial" w:hAnsi="Arial" w:eastAsia="Arial"/>
+          <w:rFonts w:ascii="Arial" w:hAnsi="Arial"/>
           <w:b w:val="0"/>
           <w:sz w:val="22"/>
         </w:rPr>
-        <w:t>B.</w:t>
+        <w:t>B. Diagram B — particle arrangement</w:t>
       </w:r>
     </w:p>
     <w:p>
@@ -385,11 +461,11 @@
       </w:pPr>
       <w:r>
         <w:rPr>
-          <w:rFonts w:ascii="Arial" w:hAnsi="Arial" w:eastAsia="Arial"/>
+          <w:rFonts w:ascii="Arial" w:hAnsi="Arial"/>
           <w:b w:val="0"/>
           <w:sz w:val="22"/>
         </w:rPr>
-        <w:t>C.</w:t>
+        <w:t>C. Diagram C — particle arrangement</w:t>
       </w:r>
     </w:p>
     <w:p>
@@ -398,11 +474,11 @@
       </w:pPr>
       <w:r>
         <w:rPr>
-          <w:rFonts w:ascii="Arial" w:hAnsi="Arial" w:eastAsia="Arial"/>
+          <w:rFonts w:ascii="Arial" w:hAnsi="Arial"/>
           <w:b w:val="0"/>
           <w:sz w:val="22"/>
         </w:rPr>
-        <w:t>D.</w:t>
+        <w:t>D. Diagram D — particle arrangement</w:t>
       </w:r>
     </w:p>
     <w:p>
@@ -419,80 +495,12 @@
       </w:pPr>
       <w:r>
         <w:rPr>
-          <w:rFonts w:ascii="Arial" w:hAnsi="Arial" w:eastAsia="Arial"/>
+          <w:rFonts w:ascii="Arial" w:hAnsi="Arial"/>
           <w:b w:val="0"/>
           <w:sz w:val="22"/>
         </w:rPr>
-        <w:t>5. 0.96 g of hydrogen gas is contained in a sealed vessel of volume of 7.0 L at a temperature of 303 K. What is the pressure of the vessel?</w:t>
+        <w:t>5. 0.96 g of hydrogen gas is contained in a sealed vessel of volume of 7.0 L at a temperature of 303 K.</w:t>
       </w:r>
-      <w:r>
-        <w:tab/>
-      </w:r>
-      <w:r>
-        <w:rPr>
-          <w:rFonts w:ascii="Arial" w:hAnsi="Arial" w:eastAsia="Arial"/>
-          <w:b w:val="0"/>
-          <w:sz w:val="22"/>
-        </w:rPr>
-        <w:t>（   ）</w:t>
-      </w:r>
-    </w:p>
-    <w:p>
-      <w:pPr>
-        <w:spacing w:after="20" w:before="0" w:line="240" w:lineRule="auto"/>
-      </w:pPr>
-      <w:r>
-        <w:rPr>
-          <w:rFonts w:ascii="Arial" w:hAnsi="Arial" w:eastAsia="Arial"/>
-          <w:b w:val="0"/>
-          <w:sz w:val="22"/>
-        </w:rPr>
-        <w:t>A. 0.48 atm</w:t>
-      </w:r>
-    </w:p>
-    <w:p>
-      <w:pPr>
-        <w:spacing w:after="20" w:before="0" w:line="240" w:lineRule="auto"/>
-      </w:pPr>
-      <w:r>
-        <w:rPr>
-          <w:rFonts w:ascii="Arial" w:hAnsi="Arial" w:eastAsia="Arial"/>
-          <w:b w:val="0"/>
-          <w:sz w:val="22"/>
-        </w:rPr>
-        <w:t>B. 1.69 atm</w:t>
-      </w:r>
-    </w:p>
-    <w:p>
-      <w:pPr>
-        <w:spacing w:after="20" w:before="0" w:line="240" w:lineRule="auto"/>
-      </w:pPr>
-      <w:r>
-        <w:rPr>
-          <w:rFonts w:ascii="Arial" w:hAnsi="Arial" w:eastAsia="Arial"/>
-          <w:b w:val="0"/>
-          <w:sz w:val="22"/>
-        </w:rPr>
-        <w:t>C. 3.27 atm</w:t>
-      </w:r>
-    </w:p>
-    <w:p>
-      <w:pPr>
-        <w:spacing w:after="20" w:before="0" w:line="240" w:lineRule="auto"/>
-      </w:pPr>
-      <w:r>
-        <w:rPr>
-          <w:rFonts w:ascii="Arial" w:hAnsi="Arial" w:eastAsia="Arial"/>
-          <w:b w:val="0"/>
-          <w:sz w:val="22"/>
-        </w:rPr>
-        <w:t>D. 0.59 atm</w:t>
-      </w:r>
-    </w:p>
-    <w:p>
-      <w:pPr>
-        <w:spacing w:after="0" w:before="0" w:line="240" w:lineRule="auto"/>
-      </w:pPr>
     </w:p>
     <w:p>
       <w:pPr>
@@ -503,22 +511,24 @@
       </w:pPr>
       <w:r>
         <w:rPr>
-          <w:rFonts w:ascii="Arial" w:hAnsi="Arial" w:eastAsia="Arial"/>
+          <w:rFonts w:ascii="Arial" w:hAnsi="Arial"/>
           <w:b w:val="0"/>
           <w:sz w:val="22"/>
         </w:rPr>
-        <w:t>6. A sample of chlorine gas with a of mass 5.35 g has a volume of 1.25 L at a pressure of 1.00 atm. What is the temperature of the gas?</w:t>
+        <w:t>What is the pressure of the vessel?	（   ）</w:t>
       </w:r>
-      <w:r>
-        <w:tab/>
-      </w:r>
+    </w:p>
+    <w:p>
+      <w:pPr>
+        <w:spacing w:after="20" w:before="0" w:line="240" w:lineRule="auto"/>
+      </w:pPr>
       <w:r>
         <w:rPr>
-          <w:rFonts w:ascii="Arial" w:hAnsi="Arial" w:eastAsia="Arial"/>
+          <w:rFonts w:ascii="Arial" w:hAnsi="Arial"/>
           <w:b w:val="0"/>
           <w:sz w:val="22"/>
         </w:rPr>
-        <w:t>（   ）</w:t>
+        <w:t>A. Option A</w:t>
       </w:r>
     </w:p>
     <w:p>
@@ -527,11 +537,11 @@
       </w:pPr>
       <w:r>
         <w:rPr>
-          <w:rFonts w:ascii="Arial" w:hAnsi="Arial" w:eastAsia="Arial"/>
+          <w:rFonts w:ascii="Arial" w:hAnsi="Arial"/>
           <w:b w:val="0"/>
           <w:sz w:val="22"/>
         </w:rPr>
-        <w:t>A. 4.92 x 10-3 K</w:t>
+        <w:t>B. Option B</w:t>
       </w:r>
     </w:p>
     <w:p>
@@ -540,11 +550,11 @@
       </w:pPr>
       <w:r>
         <w:rPr>
-          <w:rFonts w:ascii="Arial" w:hAnsi="Arial" w:eastAsia="Arial"/>
+          <w:rFonts w:ascii="Arial" w:hAnsi="Arial"/>
           <w:b w:val="0"/>
           <w:sz w:val="22"/>
         </w:rPr>
-        <w:t>B. 2.85 K</w:t>
+        <w:t>C. Option C</w:t>
       </w:r>
     </w:p>
     <w:p>
@@ -553,24 +563,11 @@
       </w:pPr>
       <w:r>
         <w:rPr>
-          <w:rFonts w:ascii="Arial" w:hAnsi="Arial" w:eastAsia="Arial"/>
+          <w:rFonts w:ascii="Arial" w:hAnsi="Arial"/>
           <w:b w:val="0"/>
           <w:sz w:val="22"/>
         </w:rPr>
-        <w:t>C. 81.0 K</w:t>
-      </w:r>
-    </w:p>
-    <w:p>
-      <w:pPr>
-        <w:spacing w:after="20" w:before="0" w:line="240" w:lineRule="auto"/>
-      </w:pPr>
-      <w:r>
-        <w:rPr>
-          <w:rFonts w:ascii="Arial" w:hAnsi="Arial" w:eastAsia="Arial"/>
-          <w:b w:val="0"/>
-          <w:sz w:val="22"/>
-        </w:rPr>
-        <w:t>D. 203 K</w:t>
+        <w:t>D. Option D</w:t>
       </w:r>
     </w:p>
     <w:p>
@@ -587,80 +584,12 @@
       </w:pPr>
       <w:r>
         <w:rPr>
-          <w:rFonts w:ascii="Arial" w:hAnsi="Arial" w:eastAsia="Arial"/>
+          <w:rFonts w:ascii="Arial" w:hAnsi="Arial"/>
           <w:b w:val="0"/>
           <w:sz w:val="22"/>
         </w:rPr>
-        <w:t>7. A mixture of three gases in a sealed container is able to generate 4.5 atm of pressure.  The identities and amounts of each gas are as follows:  0.3 moles of Cl2, 0.4 moles of N2, 0.5 moles of Ar.  What is the partial pressure of nitrogen gas?</w:t>
+        <w:t>6. A sample of chlorine gas with a of mass 5.35 g has a volume of 1.25 L at a pressure of 1.00 atm.</w:t>
       </w:r>
-      <w:r>
-        <w:tab/>
-      </w:r>
-      <w:r>
-        <w:rPr>
-          <w:rFonts w:ascii="Arial" w:hAnsi="Arial" w:eastAsia="Arial"/>
-          <w:b w:val="0"/>
-          <w:sz w:val="22"/>
-        </w:rPr>
-        <w:t>（   ）</w:t>
-      </w:r>
-    </w:p>
-    <w:p>
-      <w:pPr>
-        <w:spacing w:after="20" w:before="0" w:line="240" w:lineRule="auto"/>
-      </w:pPr>
-      <w:r>
-        <w:rPr>
-          <w:rFonts w:ascii="Arial" w:hAnsi="Arial" w:eastAsia="Arial"/>
-          <w:b w:val="0"/>
-          <w:sz w:val="22"/>
-        </w:rPr>
-        <w:t>A. 1.125 atm</w:t>
-      </w:r>
-    </w:p>
-    <w:p>
-      <w:pPr>
-        <w:spacing w:after="20" w:before="0" w:line="240" w:lineRule="auto"/>
-      </w:pPr>
-      <w:r>
-        <w:rPr>
-          <w:rFonts w:ascii="Arial" w:hAnsi="Arial" w:eastAsia="Arial"/>
-          <w:b w:val="0"/>
-          <w:sz w:val="22"/>
-        </w:rPr>
-        <w:t>B. 1.50 atm</w:t>
-      </w:r>
-    </w:p>
-    <w:p>
-      <w:pPr>
-        <w:spacing w:after="20" w:before="0" w:line="240" w:lineRule="auto"/>
-      </w:pPr>
-      <w:r>
-        <w:rPr>
-          <w:rFonts w:ascii="Arial" w:hAnsi="Arial" w:eastAsia="Arial"/>
-          <w:b w:val="0"/>
-          <w:sz w:val="22"/>
-        </w:rPr>
-        <w:t>C. 1.20 atm</w:t>
-      </w:r>
-    </w:p>
-    <w:p>
-      <w:pPr>
-        <w:spacing w:after="20" w:before="0" w:line="240" w:lineRule="auto"/>
-      </w:pPr>
-      <w:r>
-        <w:rPr>
-          <w:rFonts w:ascii="Arial" w:hAnsi="Arial" w:eastAsia="Arial"/>
-          <w:b w:val="0"/>
-          <w:sz w:val="22"/>
-        </w:rPr>
-        <w:t>D. 1.875 atm</w:t>
-      </w:r>
-    </w:p>
-    <w:p>
-      <w:pPr>
-        <w:spacing w:after="0" w:before="0" w:line="240" w:lineRule="auto"/>
-      </w:pPr>
     </w:p>
     <w:p>
       <w:pPr>
@@ -671,22 +600,41 @@
       </w:pPr>
       <w:r>
         <w:rPr>
-          <w:rFonts w:ascii="Arial" w:hAnsi="Arial" w:eastAsia="Arial"/>
+          <w:rFonts w:ascii="Arial" w:hAnsi="Arial"/>
           <w:b w:val="0"/>
           <w:sz w:val="22"/>
         </w:rPr>
-        <w:t>8. A sealed 6.00 L cylinder contains 13.30 g of CO2 (g) and 17.00 g of Ar (g).  What is the total pressure, in atm, of the gas mixture in the cylinder at 303 K?</w:t>
+        <w:t>What is the temperature of the gas?	（   ）</w:t>
       </w:r>
+    </w:p>
+    <w:p>
+      <w:pPr>
+        <w:spacing w:after="20" w:before="0" w:line="240" w:lineRule="auto"/>
+      </w:pPr>
       <w:r>
-        <w:tab/>
+        <w:rPr>
+          <w:rFonts w:ascii="Arial" w:hAnsi="Arial"/>
+          <w:b w:val="0"/>
+          <w:sz w:val="22"/>
+        </w:rPr>
+        <w:t>A. Option A</w:t>
       </w:r>
       <w:r>
         <w:rPr>
-          <w:rFonts w:ascii="Arial" w:hAnsi="Arial" w:eastAsia="Arial"/>
+          <w:rFonts w:ascii="Arial" w:hAnsi="Arial"/>
+          <w:b w:val="0"/>
+          <w:sz w:val="22"/>
+          <w:vertAlign w:val="superscript"/>
+        </w:rPr>
+        <w:t>-3</w:t>
+      </w:r>
+      <w:r>
+        <w:rPr>
+          <w:rFonts w:ascii="Arial" w:hAnsi="Arial"/>
           <w:b w:val="0"/>
           <w:sz w:val="22"/>
         </w:rPr>
-        <w:t>（   ）</w:t>
+        <w:t> K</w:t>
       </w:r>
     </w:p>
     <w:p>
@@ -695,11 +643,11 @@
       </w:pPr>
       <w:r>
         <w:rPr>
-          <w:rFonts w:ascii="Arial" w:hAnsi="Arial" w:eastAsia="Arial"/>
+          <w:rFonts w:ascii="Arial" w:hAnsi="Arial"/>
           <w:b w:val="0"/>
           <w:sz w:val="22"/>
         </w:rPr>
-        <w:t>A. 125.6 atm</w:t>
+        <w:t>B. Option B</w:t>
       </w:r>
     </w:p>
     <w:p>
@@ -708,11 +656,11 @@
       </w:pPr>
       <w:r>
         <w:rPr>
-          <w:rFonts w:ascii="Arial" w:hAnsi="Arial" w:eastAsia="Arial"/>
+          <w:rFonts w:ascii="Arial" w:hAnsi="Arial"/>
           <w:b w:val="0"/>
           <w:sz w:val="22"/>
         </w:rPr>
-        <w:t>B. 1.24 atm</w:t>
+        <w:t>C. Option C</w:t>
       </w:r>
     </w:p>
     <w:p>
@@ -721,24 +669,11 @@
       </w:pPr>
       <w:r>
         <w:rPr>
-          <w:rFonts w:ascii="Arial" w:hAnsi="Arial" w:eastAsia="Arial"/>
+          <w:rFonts w:ascii="Arial" w:hAnsi="Arial"/>
           <w:b w:val="0"/>
           <w:sz w:val="22"/>
         </w:rPr>
-        <w:t>C. 3.03 atm</w:t>
-      </w:r>
-    </w:p>
-    <w:p>
-      <w:pPr>
-        <w:spacing w:after="20" w:before="0" w:line="240" w:lineRule="auto"/>
-      </w:pPr>
-      <w:r>
-        <w:rPr>
-          <w:rFonts w:ascii="Arial" w:hAnsi="Arial" w:eastAsia="Arial"/>
-          <w:b w:val="0"/>
-          <w:sz w:val="22"/>
-        </w:rPr>
-        <w:t>D. 1.78 atm</w:t>
+        <w:t>D. Option D</w:t>
       </w:r>
     </w:p>
     <w:p>
@@ -755,80 +690,12 @@
       </w:pPr>
       <w:r>
         <w:rPr>
-          <w:rFonts w:ascii="Arial" w:hAnsi="Arial" w:eastAsia="Arial"/>
+          <w:rFonts w:ascii="Arial" w:hAnsi="Arial"/>
           <w:b w:val="0"/>
           <w:sz w:val="22"/>
         </w:rPr>
-        <w:t>9. The glass containers X and Y are connected by a closed valve. X contains pure CO2 gas at 298 K and a pressure of 1.00 atm. Container Y has been evacuated prior to the experiment and has a volume three times bigger than container X. During the experiment, the valve is opened, and the temperature of the whole apparatus is raised to 433 K. What is the final pressure in the system?</w:t>
+        <w:t>7. A mixture of three gases in a sealed container is able to generate 4.5 atm of pressure.</w:t>
       </w:r>
-      <w:r>
-        <w:tab/>
-      </w:r>
-      <w:r>
-        <w:rPr>
-          <w:rFonts w:ascii="Arial" w:hAnsi="Arial" w:eastAsia="Arial"/>
-          <w:b w:val="0"/>
-          <w:sz w:val="22"/>
-        </w:rPr>
-        <w:t>（   ）</w:t>
-      </w:r>
-    </w:p>
-    <w:p>
-      <w:pPr>
-        <w:spacing w:after="20" w:before="0" w:line="240" w:lineRule="auto"/>
-      </w:pPr>
-      <w:r>
-        <w:rPr>
-          <w:rFonts w:ascii="Arial" w:hAnsi="Arial" w:eastAsia="Arial"/>
-          <w:b w:val="0"/>
-          <w:sz w:val="22"/>
-        </w:rPr>
-        <w:t>A. 0.36 atm</w:t>
-      </w:r>
-    </w:p>
-    <w:p>
-      <w:pPr>
-        <w:spacing w:after="20" w:before="0" w:line="240" w:lineRule="auto"/>
-      </w:pPr>
-      <w:r>
-        <w:rPr>
-          <w:rFonts w:ascii="Arial" w:hAnsi="Arial" w:eastAsia="Arial"/>
-          <w:b w:val="0"/>
-          <w:sz w:val="22"/>
-        </w:rPr>
-        <w:t>B. 2.75 atm</w:t>
-      </w:r>
-    </w:p>
-    <w:p>
-      <w:pPr>
-        <w:spacing w:after="20" w:before="0" w:line="240" w:lineRule="auto"/>
-      </w:pPr>
-      <w:r>
-        <w:rPr>
-          <w:rFonts w:ascii="Arial" w:hAnsi="Arial" w:eastAsia="Arial"/>
-          <w:b w:val="0"/>
-          <w:sz w:val="22"/>
-        </w:rPr>
-        <w:t>C. 0.48 atm</w:t>
-      </w:r>
-    </w:p>
-    <w:p>
-      <w:pPr>
-        <w:spacing w:after="20" w:before="0" w:line="240" w:lineRule="auto"/>
-      </w:pPr>
-      <w:r>
-        <w:rPr>
-          <w:rFonts w:ascii="Arial" w:hAnsi="Arial" w:eastAsia="Arial"/>
-          <w:b w:val="0"/>
-          <w:sz w:val="22"/>
-        </w:rPr>
-        <w:t>D. 2.06 atm</w:t>
-      </w:r>
-    </w:p>
-    <w:p>
-      <w:pPr>
-        <w:spacing w:after="0" w:before="0" w:line="240" w:lineRule="auto"/>
-      </w:pPr>
     </w:p>
     <w:p>
       <w:pPr>
@@ -839,31 +706,343 @@
       </w:pPr>
       <w:r>
         <w:rPr>
-          <w:rFonts w:ascii="Arial" w:hAnsi="Arial" w:eastAsia="Arial"/>
+          <w:rFonts w:ascii="Arial" w:hAnsi="Arial"/>
           <w:b w:val="0"/>
           <w:sz w:val="22"/>
         </w:rPr>
-        <w:t>10. A sample of bromine and nitrogen gas in a closed container of constant volume is cooled until its absolute temperature is halved.  Which of the following statements is true?</w:t>
+        <w:t>The identities and amounts of each gas are as follows:  0.3 moles of Cl₂, 0.4 moles of N₂, 0.5 moles of Ar.</w:t>
       </w:r>
+    </w:p>
+    <w:p>
+      <w:pPr>
+        <w:spacing w:after="40" w:before="80" w:line="240" w:lineRule="auto"/>
+        <w:tabs>
+          <w:tab w:val="right" w:pos="9072"/>
+        </w:tabs>
+      </w:pPr>
       <w:r>
-        <w:tab/>
+        <w:rPr>
+          <w:rFonts w:ascii="Arial" w:hAnsi="Arial"/>
+          <w:b w:val="0"/>
+          <w:sz w:val="22"/>
+        </w:rPr>
+        <w:t>What is the partial pressure of nitrogen gas?	（   ）</w:t>
+      </w:r>
+    </w:p>
+    <w:p>
+      <w:pPr>
+        <w:spacing w:after="20" w:before="0" w:line="240" w:lineRule="auto"/>
+      </w:pPr>
+      <w:r>
+        <w:rPr>
+          <w:rFonts w:ascii="Arial" w:hAnsi="Arial"/>
+          <w:b w:val="0"/>
+          <w:sz w:val="22"/>
+        </w:rPr>
+        <w:t>A. Option A</w:t>
+      </w:r>
+    </w:p>
+    <w:p>
+      <w:pPr>
+        <w:spacing w:after="20" w:before="0" w:line="240" w:lineRule="auto"/>
+      </w:pPr>
+      <w:r>
+        <w:rPr>
+          <w:rFonts w:ascii="Arial" w:hAnsi="Arial"/>
+          <w:b w:val="0"/>
+          <w:sz w:val="22"/>
+        </w:rPr>
+        <w:t>B. Option B</w:t>
+      </w:r>
+    </w:p>
+    <w:p>
+      <w:pPr>
+        <w:spacing w:after="20" w:before="0" w:line="240" w:lineRule="auto"/>
+      </w:pPr>
+      <w:r>
+        <w:rPr>
+          <w:rFonts w:ascii="Arial" w:hAnsi="Arial"/>
+          <w:b w:val="0"/>
+          <w:sz w:val="22"/>
+        </w:rPr>
+        <w:t>C. Option C</w:t>
+      </w:r>
+    </w:p>
+    <w:p>
+      <w:pPr>
+        <w:spacing w:after="20" w:before="0" w:line="240" w:lineRule="auto"/>
+      </w:pPr>
+      <w:r>
+        <w:rPr>
+          <w:rFonts w:ascii="Arial" w:hAnsi="Arial"/>
+          <w:b w:val="0"/>
+          <w:sz w:val="22"/>
+        </w:rPr>
+        <w:t>D. Option D</w:t>
+      </w:r>
+    </w:p>
+    <w:p>
+      <w:pPr>
+        <w:spacing w:after="0" w:before="0" w:line="240" w:lineRule="auto"/>
+      </w:pPr>
+    </w:p>
+    <w:p>
+      <w:pPr>
+        <w:spacing w:after="40" w:before="80" w:line="240" w:lineRule="auto"/>
+        <w:tabs>
+          <w:tab w:val="right" w:pos="9072"/>
+        </w:tabs>
+      </w:pPr>
+      <w:r>
+        <w:rPr>
+          <w:rFonts w:ascii="Arial" w:hAnsi="Arial"/>
+          <w:b w:val="0"/>
+          <w:sz w:val="22"/>
+        </w:rPr>
+        <w:t>8. A sealed 6.00 L cylinder contains 13.30 g of CO₂ (g) and 17.00 g of Ar (g).</w:t>
+      </w:r>
+    </w:p>
+    <w:p>
+      <w:pPr>
+        <w:spacing w:after="40" w:before="80" w:line="240" w:lineRule="auto"/>
+        <w:tabs>
+          <w:tab w:val="right" w:pos="9072"/>
+        </w:tabs>
+      </w:pPr>
+      <w:r>
+        <w:rPr>
+          <w:rFonts w:ascii="Arial" w:hAnsi="Arial"/>
+          <w:b w:val="0"/>
+          <w:sz w:val="22"/>
+        </w:rPr>
+        <w:t>What is the total pressure, in atm, of the gas mixture in the cylinder at 303 K?	（   ）</w:t>
+      </w:r>
+    </w:p>
+    <w:p>
+      <w:pPr>
+        <w:spacing w:after="20" w:before="0" w:line="240" w:lineRule="auto"/>
+      </w:pPr>
+      <w:r>
+        <w:rPr>
+          <w:rFonts w:ascii="Arial" w:hAnsi="Arial"/>
+          <w:b w:val="0"/>
+          <w:sz w:val="22"/>
+        </w:rPr>
+        <w:t>A. Option A</w:t>
+      </w:r>
+    </w:p>
+    <w:p>
+      <w:pPr>
+        <w:spacing w:after="20" w:before="0" w:line="240" w:lineRule="auto"/>
+      </w:pPr>
+      <w:r>
+        <w:rPr>
+          <w:rFonts w:ascii="Arial" w:hAnsi="Arial"/>
+          <w:b w:val="0"/>
+          <w:sz w:val="22"/>
+        </w:rPr>
+        <w:t>B. Option B</w:t>
+      </w:r>
+    </w:p>
+    <w:p>
+      <w:pPr>
+        <w:spacing w:after="20" w:before="0" w:line="240" w:lineRule="auto"/>
+      </w:pPr>
+      <w:r>
+        <w:rPr>
+          <w:rFonts w:ascii="Arial" w:hAnsi="Arial"/>
+          <w:b w:val="0"/>
+          <w:sz w:val="22"/>
+        </w:rPr>
+        <w:t>C. Option C</w:t>
+      </w:r>
+    </w:p>
+    <w:p>
+      <w:pPr>
+        <w:spacing w:after="20" w:before="0" w:line="240" w:lineRule="auto"/>
+      </w:pPr>
+      <w:r>
+        <w:rPr>
+          <w:rFonts w:ascii="Arial" w:hAnsi="Arial"/>
+          <w:b w:val="0"/>
+          <w:sz w:val="22"/>
+        </w:rPr>
+        <w:t>D. Option D</w:t>
+      </w:r>
+    </w:p>
+    <w:p>
+      <w:pPr>
+        <w:spacing w:after="0" w:before="0" w:line="240" w:lineRule="auto"/>
+      </w:pPr>
+    </w:p>
+    <w:p>
+      <w:pPr>
+        <w:spacing w:after="40" w:before="80" w:line="240" w:lineRule="auto"/>
+        <w:tabs>
+          <w:tab w:val="right" w:pos="9072"/>
+        </w:tabs>
+      </w:pPr>
+      <w:r>
+        <w:rPr>
+          <w:rFonts w:ascii="Arial" w:hAnsi="Arial"/>
+          <w:b w:val="0"/>
+          <w:sz w:val="22"/>
+        </w:rPr>
+        <w:t>9.</w:t>
       </w:r>
       <w:r>
         <w:rPr>
-          <w:rFonts w:ascii="Arial" w:hAnsi="Arial" w:eastAsia="Arial"/>
+          <w:rFonts w:ascii="Arial" w:hAnsi="Arial"/>
           <w:b w:val="0"/>
           <w:sz w:val="22"/>
         </w:rPr>
-        <w:t>（   ）</w:t>
+        <w:t xml:space="preserve"> The glass containers X and Y are connected by a closed valve. X contains pure CO₂ gas at 298 K and a pressure of 1.00 atm.</w:t>
       </w:r>
     </w:p>
     <w:p>
       <w:pPr>
-        <w:spacing w:after="20" w:before="0" w:line="240" w:lineRule="auto"/>
+        <w:spacing w:after="40" w:before="80" w:line="240" w:lineRule="auto"/>
+        <w:tabs>
+          <w:tab w:val="right" w:pos="9072"/>
+        </w:tabs>
       </w:pPr>
       <w:r>
         <w:rPr>
-          <w:rFonts w:ascii="Arial" w:hAnsi="Arial" w:eastAsia="Arial"/>
+          <w:rFonts w:ascii="Arial" w:hAnsi="Arial"/>
+          <w:b w:val="0"/>
+          <w:sz w:val="22"/>
+        </w:rPr>
+        <w:t>Container Y has been evacuated prior to the experiment and has a volume three times bigger than container X.</w:t>
+      </w:r>
+    </w:p>
+    <w:p>
+      <w:pPr>
+        <w:spacing w:after="40" w:before="80" w:line="240" w:lineRule="auto"/>
+        <w:tabs>
+          <w:tab w:val="right" w:pos="9072"/>
+        </w:tabs>
+      </w:pPr>
+      <w:r>
+        <w:rPr>
+          <w:rFonts w:ascii="Arial" w:hAnsi="Arial"/>
+          <w:b w:val="0"/>
+          <w:sz w:val="22"/>
+        </w:rPr>
+        <w:t>During the experiment, the valve is opened, and the temperature of the whole apparatus is raised to 433 K.</w:t>
+      </w:r>
+    </w:p>
+    <w:p>
+      <w:pPr>
+        <w:spacing w:after="40" w:before="80" w:line="240" w:lineRule="auto"/>
+        <w:tabs>
+          <w:tab w:val="right" w:pos="9072"/>
+        </w:tabs>
+      </w:pPr>
+      <w:r>
+        <w:rPr>
+          <w:rFonts w:ascii="Arial" w:hAnsi="Arial"/>
+          <w:b w:val="0"/>
+          <w:sz w:val="22"/>
+        </w:rPr>
+        <w:t>What is the final pressure in the system?	（   ）</w:t>
+      </w:r>
+    </w:p>
+    <w:p>
+      <w:pPr>
+        <w:spacing w:after="20" w:before="0" w:line="240" w:lineRule="auto"/>
+      </w:pPr>
+      <w:r>
+        <w:rPr>
+          <w:rFonts w:ascii="Arial" w:hAnsi="Arial"/>
+          <w:b w:val="0"/>
+          <w:sz w:val="22"/>
+        </w:rPr>
+        <w:t>A. Option A</w:t>
+      </w:r>
+    </w:p>
+    <w:p>
+      <w:pPr>
+        <w:spacing w:after="20" w:before="0" w:line="240" w:lineRule="auto"/>
+      </w:pPr>
+      <w:r>
+        <w:rPr>
+          <w:rFonts w:ascii="Arial" w:hAnsi="Arial"/>
+          <w:b w:val="0"/>
+          <w:sz w:val="22"/>
+        </w:rPr>
+        <w:t>B. Option B</w:t>
+      </w:r>
+    </w:p>
+    <w:p>
+      <w:pPr>
+        <w:spacing w:after="20" w:before="0" w:line="240" w:lineRule="auto"/>
+      </w:pPr>
+      <w:r>
+        <w:rPr>
+          <w:rFonts w:ascii="Arial" w:hAnsi="Arial"/>
+          <w:b w:val="0"/>
+          <w:sz w:val="22"/>
+        </w:rPr>
+        <w:t>C. Option C</w:t>
+      </w:r>
+    </w:p>
+    <w:p>
+      <w:pPr>
+        <w:spacing w:after="20" w:before="0" w:line="240" w:lineRule="auto"/>
+      </w:pPr>
+      <w:r>
+        <w:rPr>
+          <w:rFonts w:ascii="Arial" w:hAnsi="Arial"/>
+          <w:b w:val="0"/>
+          <w:sz w:val="22"/>
+        </w:rPr>
+        <w:t>D. Option D</w:t>
+      </w:r>
+    </w:p>
+    <w:p>
+      <w:pPr>
+        <w:spacing w:after="0" w:before="0" w:line="240" w:lineRule="auto"/>
+      </w:pPr>
+    </w:p>
+    <w:p>
+      <w:pPr>
+        <w:spacing w:after="40" w:before="80" w:line="240" w:lineRule="auto"/>
+        <w:tabs>
+          <w:tab w:val="right" w:pos="9072"/>
+        </w:tabs>
+      </w:pPr>
+      <w:r>
+        <w:rPr>
+          <w:rFonts w:ascii="Arial" w:hAnsi="Arial"/>
+          <w:b w:val="0"/>
+          <w:sz w:val="22"/>
+        </w:rPr>
+        <w:t>10. A sample of bromine and nitrogen gas in a closed container of constant volume is cooled until its absolute temperature is halved.</w:t>
+      </w:r>
+    </w:p>
+    <w:p>
+      <w:pPr>
+        <w:spacing w:after="40" w:before="80" w:line="240" w:lineRule="auto"/>
+        <w:tabs>
+          <w:tab w:val="right" w:pos="9072"/>
+        </w:tabs>
+      </w:pPr>
+      <w:r>
+        <w:rPr>
+          <w:rFonts w:ascii="Arial" w:hAnsi="Arial"/>
+          <w:b w:val="0"/>
+          <w:sz w:val="22"/>
+        </w:rPr>
+        <w:t>Which of the following statements is true?	（   ）</w:t>
+      </w:r>
+    </w:p>
+    <w:p>
+      <w:pPr>
+        <w:spacing w:after="20" w:before="0" w:line="240" w:lineRule="auto"/>
+      </w:pPr>
+      <w:r>
+        <w:rPr>
+          <w:rFonts w:ascii="Arial" w:hAnsi="Arial"/>
           <w:b w:val="0"/>
           <w:sz w:val="22"/>
         </w:rPr>
@@ -876,7 +1055,7 @@
       </w:pPr>
       <w:r>
         <w:rPr>
-          <w:rFonts w:ascii="Arial" w:hAnsi="Arial" w:eastAsia="Arial"/>
+          <w:rFonts w:ascii="Arial" w:hAnsi="Arial"/>
           <w:b w:val="0"/>
           <w:sz w:val="22"/>
         </w:rPr>
@@ -889,7 +1068,7 @@
       </w:pPr>
       <w:r>
         <w:rPr>
-          <w:rFonts w:ascii="Arial" w:hAnsi="Arial" w:eastAsia="Arial"/>
+          <w:rFonts w:ascii="Arial" w:hAnsi="Arial"/>
           <w:b w:val="0"/>
           <w:sz w:val="22"/>
         </w:rPr>
@@ -902,7 +1081,7 @@
       </w:pPr>
       <w:r>
         <w:rPr>
-          <w:rFonts w:ascii="Arial" w:hAnsi="Arial" w:eastAsia="Arial"/>
+          <w:rFonts w:ascii="Arial" w:hAnsi="Arial"/>
           <w:b w:val="0"/>
           <w:sz w:val="22"/>
         </w:rPr>
@@ -923,80 +1102,12 @@
       </w:pPr>
       <w:r>
         <w:rPr>
-          <w:rFonts w:ascii="Arial" w:hAnsi="Arial" w:eastAsia="Arial"/>
+          <w:rFonts w:ascii="Arial" w:hAnsi="Arial"/>
           <w:b w:val="0"/>
           <w:sz w:val="22"/>
         </w:rPr>
-        <w:t>11. A gas mixture at equilibrium held over water at 35°C contains 3.0 moles of helium, 5.0 moles of argon, and 2.0 moles of water vapor.  If the total pressure exerted by the gases is 740 mmHg, what is the vapor pressure of water at 35°C?</w:t>
+        <w:t>11. A gas mixture at equilibrium held over water at 35°C contains 3.0 moles of helium, 5.0 moles of argon, and 2.0 moles of water vapor.</w:t>
       </w:r>
-      <w:r>
-        <w:tab/>
-      </w:r>
-      <w:r>
-        <w:rPr>
-          <w:rFonts w:ascii="Arial" w:hAnsi="Arial" w:eastAsia="Arial"/>
-          <w:b w:val="0"/>
-          <w:sz w:val="22"/>
-        </w:rPr>
-        <w:t>（   ）</w:t>
-      </w:r>
-    </w:p>
-    <w:p>
-      <w:pPr>
-        <w:spacing w:after="20" w:before="0" w:line="240" w:lineRule="auto"/>
-      </w:pPr>
-      <w:r>
-        <w:rPr>
-          <w:rFonts w:ascii="Arial" w:hAnsi="Arial" w:eastAsia="Arial"/>
-          <w:b w:val="0"/>
-          <w:sz w:val="22"/>
-        </w:rPr>
-        <w:t>A. 100 mmHg</w:t>
-      </w:r>
-    </w:p>
-    <w:p>
-      <w:pPr>
-        <w:spacing w:after="20" w:before="0" w:line="240" w:lineRule="auto"/>
-      </w:pPr>
-      <w:r>
-        <w:rPr>
-          <w:rFonts w:ascii="Arial" w:hAnsi="Arial" w:eastAsia="Arial"/>
-          <w:b w:val="0"/>
-          <w:sz w:val="22"/>
-        </w:rPr>
-        <w:t>B. 200 mmHg</w:t>
-      </w:r>
-    </w:p>
-    <w:p>
-      <w:pPr>
-        <w:spacing w:after="20" w:before="0" w:line="240" w:lineRule="auto"/>
-      </w:pPr>
-      <w:r>
-        <w:rPr>
-          <w:rFonts w:ascii="Arial" w:hAnsi="Arial" w:eastAsia="Arial"/>
-          <w:b w:val="0"/>
-          <w:sz w:val="22"/>
-        </w:rPr>
-        <w:t>C. 148 mmHg</w:t>
-      </w:r>
-    </w:p>
-    <w:p>
-      <w:pPr>
-        <w:spacing w:after="20" w:before="0" w:line="240" w:lineRule="auto"/>
-      </w:pPr>
-      <w:r>
-        <w:rPr>
-          <w:rFonts w:ascii="Arial" w:hAnsi="Arial" w:eastAsia="Arial"/>
-          <w:b w:val="0"/>
-          <w:sz w:val="22"/>
-        </w:rPr>
-        <w:t>D. 592 mmHg</w:t>
-      </w:r>
-    </w:p>
-    <w:p>
-      <w:pPr>
-        <w:spacing w:after="0" w:before="0" w:line="240" w:lineRule="auto"/>
-      </w:pPr>
     </w:p>
     <w:p>
       <w:pPr>
@@ -1007,22 +1118,24 @@
       </w:pPr>
       <w:r>
         <w:rPr>
-          <w:rFonts w:ascii="Arial" w:hAnsi="Arial" w:eastAsia="Arial"/>
+          <w:rFonts w:ascii="Arial" w:hAnsi="Arial"/>
           <w:b w:val="0"/>
           <w:sz w:val="22"/>
         </w:rPr>
-        <w:t>12. A 4.5 L container holds ethane gas  at 50°C and a pressure of 3.5 atm.  If the temperature is increased to 350°C and the pressure is reduced to 1.5 atm, what is the final volume of the gas?</w:t>
+        <w:t>If the total pressure exerted by the gases is 740 mmHg, what is the vapor pressure of water at 35°C?	（   ）</w:t>
       </w:r>
-      <w:r>
-        <w:tab/>
-      </w:r>
+    </w:p>
+    <w:p>
+      <w:pPr>
+        <w:spacing w:after="20" w:before="0" w:line="240" w:lineRule="auto"/>
+      </w:pPr>
       <w:r>
         <w:rPr>
-          <w:rFonts w:ascii="Arial" w:hAnsi="Arial" w:eastAsia="Arial"/>
+          <w:rFonts w:ascii="Arial" w:hAnsi="Arial"/>
           <w:b w:val="0"/>
           <w:sz w:val="22"/>
         </w:rPr>
-        <w:t>（   ）</w:t>
+        <w:t>A. Option A</w:t>
       </w:r>
     </w:p>
     <w:p>
@@ -1031,11 +1144,11 @@
       </w:pPr>
       <w:r>
         <w:rPr>
-          <w:rFonts w:ascii="Arial" w:hAnsi="Arial" w:eastAsia="Arial"/>
+          <w:rFonts w:ascii="Arial" w:hAnsi="Arial"/>
           <w:b w:val="0"/>
           <w:sz w:val="22"/>
         </w:rPr>
-        <w:t>A. 10.5 L</w:t>
+        <w:t>B. Option B</w:t>
       </w:r>
     </w:p>
     <w:p>
@@ -1044,11 +1157,11 @@
       </w:pPr>
       <w:r>
         <w:rPr>
-          <w:rFonts w:ascii="Arial" w:hAnsi="Arial" w:eastAsia="Arial"/>
+          <w:rFonts w:ascii="Arial" w:hAnsi="Arial"/>
           <w:b w:val="0"/>
           <w:sz w:val="22"/>
         </w:rPr>
-        <w:t>B. 15.2 L</w:t>
+        <w:t>C. Option C</w:t>
       </w:r>
     </w:p>
     <w:p>
@@ -1057,38 +1170,114 @@
       </w:pPr>
       <w:r>
         <w:rPr>
-          <w:rFonts w:ascii="Arial" w:hAnsi="Arial" w:eastAsia="Arial"/>
+          <w:rFonts w:ascii="Arial" w:hAnsi="Arial"/>
           <w:b w:val="0"/>
           <w:sz w:val="22"/>
         </w:rPr>
-        <w:t>C. 20.3 L</w:t>
+        <w:t>D. Option D</w:t>
       </w:r>
     </w:p>
     <w:p>
       <w:pPr>
-        <w:spacing w:after="20" w:before="0" w:line="240" w:lineRule="auto"/>
+        <w:spacing w:after="0" w:before="0" w:line="240" w:lineRule="auto"/>
+      </w:pPr>
+    </w:p>
+    <w:p>
+      <w:pPr>
+        <w:spacing w:after="40" w:before="80" w:line="240" w:lineRule="auto"/>
+        <w:tabs>
+          <w:tab w:val="right" w:pos="9072"/>
+        </w:tabs>
       </w:pPr>
       <w:r>
         <w:rPr>
-          <w:rFonts w:ascii="Arial" w:hAnsi="Arial" w:eastAsia="Arial"/>
+          <w:rFonts w:ascii="Arial" w:hAnsi="Arial"/>
           <w:b w:val="0"/>
           <w:sz w:val="22"/>
         </w:rPr>
-        <w:t>D. 25.6 L</w:t>
+        <w:t>12. A 4.5 L container holds ethane gas  at 50°C and a pressure of 3.5 atm.</w:t>
       </w:r>
     </w:p>
     <w:p>
       <w:pPr>
-        <w:spacing w:after="0" w:before="0" w:line="240" w:lineRule="auto"/>
-      </w:pPr>
+        <w:spacing w:after="40" w:before="80" w:line="240" w:lineRule="auto"/>
+        <w:tabs>
+          <w:tab w:val="right" w:pos="9072"/>
+        </w:tabs>
+      </w:pPr>
+      <w:r>
+        <w:rPr>
+          <w:rFonts w:ascii="Arial" w:hAnsi="Arial"/>
+          <w:b w:val="0"/>
+          <w:sz w:val="22"/>
+        </w:rPr>
+        <w:t>If the temperature is increased to 350°C and the pressure is reduced to 1.5 atm, what is the final volume of the gas?	（   ）</w:t>
+      </w:r>
     </w:p>
     <w:p>
       <w:pPr>
-        <w:spacing w:after="60" w:before="60" w:line="240" w:lineRule="auto"/>
+        <w:spacing w:after="20" w:before="0" w:line="240" w:lineRule="auto"/>
       </w:pPr>
       <w:r>
         <w:rPr>
-          <w:rFonts w:ascii="霞鹜文楷 Medium" w:hAnsi="霞鹜文楷 Medium" w:eastAsia="霞鹜文楷 Medium"/>
+          <w:rFonts w:ascii="Arial" w:hAnsi="Arial"/>
+          <w:b w:val="0"/>
+          <w:sz w:val="22"/>
+        </w:rPr>
+        <w:t>A. Option A</w:t>
+      </w:r>
+    </w:p>
+    <w:p>
+      <w:pPr>
+        <w:spacing w:after="20" w:before="0" w:line="240" w:lineRule="auto"/>
+      </w:pPr>
+      <w:r>
+        <w:rPr>
+          <w:rFonts w:ascii="Arial" w:hAnsi="Arial"/>
+          <w:b w:val="0"/>
+          <w:sz w:val="22"/>
+        </w:rPr>
+        <w:t>B. Option B</w:t>
+      </w:r>
+    </w:p>
+    <w:p>
+      <w:pPr>
+        <w:spacing w:after="20" w:before="0" w:line="240" w:lineRule="auto"/>
+      </w:pPr>
+      <w:r>
+        <w:rPr>
+          <w:rFonts w:ascii="Arial" w:hAnsi="Arial"/>
+          <w:b w:val="0"/>
+          <w:sz w:val="22"/>
+        </w:rPr>
+        <w:t>C. Option C</w:t>
+      </w:r>
+    </w:p>
+    <w:p>
+      <w:pPr>
+        <w:spacing w:after="20" w:before="0" w:line="240" w:lineRule="auto"/>
+      </w:pPr>
+      <w:r>
+        <w:rPr>
+          <w:rFonts w:ascii="Arial" w:hAnsi="Arial"/>
+          <w:b w:val="0"/>
+          <w:sz w:val="22"/>
+        </w:rPr>
+        <w:t>D. Option D</w:t>
+      </w:r>
+    </w:p>
+    <w:p>
+      <w:pPr>
+        <w:spacing w:after="0" w:before="0" w:line="240" w:lineRule="auto"/>
+      </w:pPr>
+    </w:p>
+    <w:p>
+      <w:pPr>
+        <w:spacing w:after="60" w:before="60" w:line="240" w:lineRule="auto"/>
+      </w:pPr>
+      <w:r>
+        <w:rPr>
+          <w:rFonts w:ascii="霞鹜文楷 Medium" w:hAnsi="霞鹜文楷 Medium"/>
           <w:b/>
           <w:sz w:val="22"/>
         </w:rPr>
@@ -1101,7 +1290,7 @@
       </w:pPr>
       <w:r>
         <w:rPr>
-          <w:rFonts w:ascii="霞鹜文楷 Medium" w:hAnsi="霞鹜文楷 Medium" w:eastAsia="霞鹜文楷 Medium"/>
+          <w:rFonts w:ascii="霞鹜文楷 Medium" w:hAnsi="霞鹜文楷 Medium"/>
           <w:b/>
           <w:sz w:val="22"/>
         </w:rPr>
@@ -1114,7 +1303,7 @@
       </w:pPr>
       <w:r>
         <w:rPr>
-          <w:rFonts w:ascii="霞鹜文楷 Medium" w:hAnsi="霞鹜文楷 Medium" w:eastAsia="霞鹜文楷 Medium"/>
+          <w:rFonts w:ascii="霞鹜文楷 Medium" w:hAnsi="霞鹜文楷 Medium"/>
           <w:b/>
           <w:sz w:val="22"/>
         </w:rPr>
@@ -1127,13 +1316,14 @@
       </w:pPr>
       <w:r>
         <w:rPr>
-          <w:rFonts w:ascii="霞鹜文楷 Medium" w:hAnsi="霞鹜文楷 Medium" w:eastAsia="霞鹜文楷 Medium"/>
+          <w:rFonts w:ascii="霞鹜文楷 Medium" w:hAnsi="霞鹜文楷 Medium"/>
           <w:b/>
           <w:sz w:val="22"/>
         </w:rPr>
         <w:t>At same T, lighter gas has higher average speed: v_rms ∝ 1/√M</w:t>
       </w:r>
     </w:p>
+    <w:p/>
     <w:p>
       <w:pPr>
         <w:spacing w:after="40" w:before="80" w:line="240" w:lineRule="auto"/>
@@ -1143,7 +1333,7 @@
       </w:pPr>
       <w:r>
         <w:rPr>
-          <w:rFonts w:ascii="Arial" w:hAnsi="Arial" w:eastAsia="Arial"/>
+          <w:rFonts w:ascii="Arial" w:hAnsi="Arial"/>
           <w:b w:val="0"/>
           <w:sz w:val="22"/>
         </w:rPr>
@@ -1154,7 +1344,7 @@
       </w:r>
       <w:r>
         <w:rPr>
-          <w:rFonts w:ascii="Arial" w:hAnsi="Arial" w:eastAsia="Arial"/>
+          <w:rFonts w:ascii="Arial" w:hAnsi="Arial"/>
           <w:b w:val="0"/>
           <w:sz w:val="22"/>
         </w:rPr>
@@ -1167,7 +1357,7 @@
       </w:pPr>
       <w:r>
         <w:rPr>
-          <w:rFonts w:ascii="Arial" w:hAnsi="Arial" w:eastAsia="Arial"/>
+          <w:rFonts w:ascii="Arial" w:hAnsi="Arial"/>
           <w:b w:val="0"/>
           <w:sz w:val="22"/>
         </w:rPr>
@@ -1180,7 +1370,7 @@
       </w:pPr>
       <w:r>
         <w:rPr>
-          <w:rFonts w:ascii="Arial" w:hAnsi="Arial" w:eastAsia="Arial"/>
+          <w:rFonts w:ascii="Arial" w:hAnsi="Arial"/>
           <w:b w:val="0"/>
           <w:sz w:val="22"/>
         </w:rPr>
@@ -1193,7 +1383,7 @@
       </w:pPr>
       <w:r>
         <w:rPr>
-          <w:rFonts w:ascii="Arial" w:hAnsi="Arial" w:eastAsia="Arial"/>
+          <w:rFonts w:ascii="Arial" w:hAnsi="Arial"/>
           <w:b w:val="0"/>
           <w:sz w:val="22"/>
         </w:rPr>
@@ -1206,7 +1396,7 @@
       </w:pPr>
       <w:r>
         <w:rPr>
-          <w:rFonts w:ascii="Arial" w:hAnsi="Arial" w:eastAsia="Arial"/>
+          <w:rFonts w:ascii="Arial" w:hAnsi="Arial"/>
           <w:b w:val="0"/>
           <w:sz w:val="22"/>
         </w:rPr>
@@ -1227,7 +1417,7 @@
       </w:pPr>
       <w:r>
         <w:rPr>
-          <w:rFonts w:ascii="Arial" w:hAnsi="Arial" w:eastAsia="Arial"/>
+          <w:rFonts w:ascii="Arial" w:hAnsi="Arial"/>
           <w:b w:val="0"/>
           <w:sz w:val="22"/>
         </w:rPr>
@@ -1238,7 +1428,7 @@
       </w:r>
       <w:r>
         <w:rPr>
-          <w:rFonts w:ascii="Arial" w:hAnsi="Arial" w:eastAsia="Arial"/>
+          <w:rFonts w:ascii="Arial" w:hAnsi="Arial"/>
           <w:b w:val="0"/>
           <w:sz w:val="22"/>
         </w:rPr>
@@ -1251,11 +1441,11 @@
       </w:pPr>
       <w:r>
         <w:rPr>
-          <w:rFonts w:ascii="Arial" w:hAnsi="Arial" w:eastAsia="Arial"/>
+          <w:rFonts w:ascii="Arial" w:hAnsi="Arial"/>
           <w:b w:val="0"/>
           <w:sz w:val="22"/>
         </w:rPr>
-        <w:t>A  O2 (Mr = 32)</w:t>
+        <w:t>A  O₂ (Mr = 32)</w:t>
       </w:r>
     </w:p>
     <w:p>
@@ -1264,11 +1454,11 @@
       </w:pPr>
       <w:r>
         <w:rPr>
-          <w:rFonts w:ascii="Arial" w:hAnsi="Arial" w:eastAsia="Arial"/>
+          <w:rFonts w:ascii="Arial" w:hAnsi="Arial"/>
           <w:b w:val="0"/>
           <w:sz w:val="22"/>
         </w:rPr>
-        <w:t>B  N2 (Mr = 28)</w:t>
+        <w:t>B  N₂ (Mr = 28)</w:t>
       </w:r>
     </w:p>
     <w:p>
@@ -1277,11 +1467,11 @@
       </w:pPr>
       <w:r>
         <w:rPr>
-          <w:rFonts w:ascii="Arial" w:hAnsi="Arial" w:eastAsia="Arial"/>
+          <w:rFonts w:ascii="Arial" w:hAnsi="Arial"/>
           <w:b w:val="0"/>
           <w:sz w:val="22"/>
         </w:rPr>
-        <w:t>C  NH3 (Mr = 17)</w:t>
+        <w:t>C  NH₃ (Mr = 17)</w:t>
       </w:r>
     </w:p>
     <w:p>
@@ -1290,11 +1480,11 @@
       </w:pPr>
       <w:r>
         <w:rPr>
-          <w:rFonts w:ascii="Arial" w:hAnsi="Arial" w:eastAsia="Arial"/>
+          <w:rFonts w:ascii="Arial" w:hAnsi="Arial"/>
           <w:b w:val="0"/>
           <w:sz w:val="22"/>
         </w:rPr>
-        <w:t>D  CO2 (Mr = 44)</w:t>
+        <w:t>D  CO₂ (Mr = 44)</w:t>
       </w:r>
     </w:p>
     <w:p>
@@ -1311,31 +1501,60 @@
       </w:pPr>
       <w:r>
         <w:rPr>
-          <w:rFonts w:ascii="Arial" w:hAnsi="Arial" w:eastAsia="Arial"/>
+          <w:rFonts w:ascii="Arial" w:hAnsi="Arial"/>
           <w:b w:val="0"/>
           <w:sz w:val="22"/>
         </w:rPr>
-        <w:t>3. Consider two identical sealed containers containing N2 (g) at 273 K. One container contains 1 mol of N2 (g) and the other 4 mols of N2 (g).  Which of the following statements is true?</w:t>
-      </w:r>
-      <w:r>
-        <w:tab/>
+        <w:t>3.</w:t>
       </w:r>
       <w:r>
         <w:rPr>
-          <w:rFonts w:ascii="Arial" w:hAnsi="Arial" w:eastAsia="Arial"/>
+          <w:rFonts w:ascii="Arial" w:hAnsi="Arial"/>
           <w:b w:val="0"/>
           <w:sz w:val="22"/>
         </w:rPr>
-        <w:t>（   ）</w:t>
+        <w:t xml:space="preserve"> Consider two identical sealed containers containing N₂ (g) at 273 K.</w:t>
       </w:r>
     </w:p>
     <w:p>
       <w:pPr>
-        <w:spacing w:after="20" w:before="0" w:line="240" w:lineRule="auto"/>
+        <w:spacing w:after="40" w:before="80" w:line="240" w:lineRule="auto"/>
+        <w:tabs>
+          <w:tab w:val="right" w:pos="9072"/>
+        </w:tabs>
       </w:pPr>
       <w:r>
         <w:rPr>
-          <w:rFonts w:ascii="Arial" w:hAnsi="Arial" w:eastAsia="Arial"/>
+          <w:rFonts w:ascii="Arial" w:hAnsi="Arial"/>
+          <w:b w:val="0"/>
+          <w:sz w:val="22"/>
+        </w:rPr>
+        <w:t>One container contains 1 mol of N₂ (g) and the other 4 mols of N₂ (g).</w:t>
+      </w:r>
+    </w:p>
+    <w:p>
+      <w:pPr>
+        <w:spacing w:after="40" w:before="80" w:line="240" w:lineRule="auto"/>
+        <w:tabs>
+          <w:tab w:val="right" w:pos="9072"/>
+        </w:tabs>
+      </w:pPr>
+      <w:r>
+        <w:rPr>
+          <w:rFonts w:ascii="Arial" w:hAnsi="Arial"/>
+          <w:b w:val="0"/>
+          <w:sz w:val="22"/>
+        </w:rPr>
+        <w:t>Which of the following statements is true?	（   ）</w:t>
+      </w:r>
+    </w:p>
+    <w:p>
+      <w:pPr>
+        <w:spacing w:after="20" w:before="0" w:line="240" w:lineRule="auto"/>
+      </w:pPr>
+      <w:r>
+        <w:rPr>
+          <w:rFonts w:ascii="Arial" w:hAnsi="Arial"/>
           <w:b w:val="0"/>
           <w:sz w:val="22"/>
         </w:rPr>
@@ -1348,7 +1567,7 @@
       </w:pPr>
       <w:r>
         <w:rPr>
-          <w:rFonts w:ascii="Arial" w:hAnsi="Arial" w:eastAsia="Arial"/>
+          <w:rFonts w:ascii="Arial" w:hAnsi="Arial"/>
           <w:b w:val="0"/>
           <w:sz w:val="22"/>
         </w:rPr>
@@ -1361,7 +1580,7 @@
       </w:pPr>
       <w:r>
         <w:rPr>
-          <w:rFonts w:ascii="Arial" w:hAnsi="Arial" w:eastAsia="Arial"/>
+          <w:rFonts w:ascii="Arial" w:hAnsi="Arial"/>
           <w:b w:val="0"/>
           <w:sz w:val="22"/>
         </w:rPr>
@@ -1374,7 +1593,7 @@
       </w:pPr>
       <w:r>
         <w:rPr>
-          <w:rFonts w:ascii="Arial" w:hAnsi="Arial" w:eastAsia="Arial"/>
+          <w:rFonts w:ascii="Arial" w:hAnsi="Arial"/>
           <w:b w:val="0"/>
           <w:sz w:val="22"/>
         </w:rPr>
@@ -1395,31 +1614,93 @@
       </w:pPr>
       <w:r>
         <w:rPr>
-          <w:rFonts w:ascii="Arial" w:hAnsi="Arial" w:eastAsia="Arial"/>
+          <w:rFonts w:ascii="Arial" w:hAnsi="Arial"/>
           <w:b w:val="0"/>
           <w:sz w:val="22"/>
         </w:rPr>
-        <w:t>4. The distribution of molecular energies in a sample of a gas at a given temperature is shown by the Boltzmann distribution graph above. If the temperature is increased, what will happen to the position of point X?</w:t>
-      </w:r>
-      <w:r>
-        <w:tab/>
+        <w:t>4.</w:t>
       </w:r>
       <w:r>
         <w:rPr>
-          <w:rFonts w:ascii="Arial" w:hAnsi="Arial" w:eastAsia="Arial"/>
+          <w:rFonts w:ascii="Arial" w:hAnsi="Arial"/>
           <w:b w:val="0"/>
           <w:sz w:val="22"/>
         </w:rPr>
-        <w:t>（   ）</w:t>
+        <w:t xml:space="preserve"> The distribution of molecular energies in a sample of a gas at a given temperature is shown by the Boltzmann distribution graph above.</w:t>
       </w:r>
     </w:p>
     <w:p>
       <w:pPr>
-        <w:spacing w:after="20" w:before="0" w:line="240" w:lineRule="auto"/>
+        <w:spacing w:after="40" w:before="80" w:line="240" w:lineRule="auto"/>
+        <w:tabs>
+          <w:tab w:val="right" w:pos="9072"/>
+        </w:tabs>
       </w:pPr>
       <w:r>
         <w:rPr>
-          <w:rFonts w:ascii="Arial" w:hAnsi="Arial" w:eastAsia="Arial"/>
+          <w:rFonts w:ascii="Arial" w:hAnsi="Arial"/>
+          <w:b w:val="0"/>
+          <w:sz w:val="22"/>
+        </w:rPr>
+        <w:t>If the temperature is increased, what will happen to the position of point X?	（   ）</w:t>
+      </w:r>
+    </w:p>
+    <w:p>
+      <w:r>
+        <w:drawing>
+          <wp:inline xmlns:a="http://schemas.openxmlformats.org/drawingml/2006/main" xmlns:pic="http://schemas.openxmlformats.org/drawingml/2006/picture">
+            <wp:extent cx="3780000" cy="2668819"/>
+            <wp:docPr id="1" name="Picture 1"/>
+            <wp:cNvGraphicFramePr>
+              <a:graphicFrameLocks noChangeAspect="1"/>
+            </wp:cNvGraphicFramePr>
+            <a:graphic>
+              <a:graphicData uri="http://schemas.openxmlformats.org/drawingml/2006/picture">
+                <pic:pic>
+                  <pic:nvPicPr>
+                    <pic:cNvPr id="0" name="f_c06_01.png"/>
+                    <pic:cNvPicPr/>
+                  </pic:nvPicPr>
+                  <pic:blipFill>
+                    <a:blip r:embed="rId9"/>
+                    <a:stretch>
+                      <a:fillRect/>
+                    </a:stretch>
+                  </pic:blipFill>
+                  <pic:spPr>
+                    <a:xfrm>
+                      <a:off x="0" y="0"/>
+                      <a:ext cx="3780000" cy="2668819"/>
+                    </a:xfrm>
+                    <a:prstGeom prst="rect"/>
+                  </pic:spPr>
+                </pic:pic>
+              </a:graphicData>
+            </a:graphic>
+          </wp:inline>
+        </w:drawing>
+      </w:r>
+    </w:p>
+    <w:p>
+      <w:pPr>
+        <w:spacing w:before="20" w:after="120"/>
+      </w:pPr>
+      <w:r>
+        <w:rPr>
+          <w:rFonts w:ascii="霞鹜文楷 Medium" w:hAnsi="霞鹜文楷 Medium"/>
+          <w:b/>
+          <w:sz w:val="18"/>
+        </w:rPr>
+        <w:t>图 C₆-1：分子能量 Boltzmann 分布曲线（对应第 2 节 MCQ4，X 为最概然能量）</w:t>
+      </w:r>
+    </w:p>
+    <w:p>
+      <w:pPr>
+        <w:spacing w:after="20" w:before="0" w:line="240" w:lineRule="auto"/>
+      </w:pPr>
+      <w:r>
+        <w:rPr>
+          <w:rFonts w:ascii="Arial" w:hAnsi="Arial"/>
           <w:b w:val="0"/>
           <w:sz w:val="22"/>
         </w:rPr>
@@ -1432,7 +1713,7 @@
       </w:pPr>
       <w:r>
         <w:rPr>
-          <w:rFonts w:ascii="Arial" w:hAnsi="Arial" w:eastAsia="Arial"/>
+          <w:rFonts w:ascii="Arial" w:hAnsi="Arial"/>
           <w:b w:val="0"/>
           <w:sz w:val="22"/>
         </w:rPr>
@@ -1445,7 +1726,7 @@
       </w:pPr>
       <w:r>
         <w:rPr>
-          <w:rFonts w:ascii="Arial" w:hAnsi="Arial" w:eastAsia="Arial"/>
+          <w:rFonts w:ascii="Arial" w:hAnsi="Arial"/>
           <w:b w:val="0"/>
           <w:sz w:val="22"/>
         </w:rPr>
@@ -1458,7 +1739,7 @@
       </w:pPr>
       <w:r>
         <w:rPr>
-          <w:rFonts w:ascii="Arial" w:hAnsi="Arial" w:eastAsia="Arial"/>
+          <w:rFonts w:ascii="Arial" w:hAnsi="Arial"/>
           <w:b w:val="0"/>
           <w:sz w:val="22"/>
         </w:rPr>
@@ -1479,31 +1760,52 @@
       </w:pPr>
       <w:r>
         <w:rPr>
-          <w:rFonts w:ascii="Arial" w:hAnsi="Arial" w:eastAsia="Arial"/>
+          <w:rFonts w:ascii="Arial" w:hAnsi="Arial"/>
           <w:b w:val="0"/>
           <w:sz w:val="22"/>
         </w:rPr>
-        <w:t>5. 1 L of gas X and 1 L of gas Y are kept at the same temperature and pressure. The speed of the molecules is plotted against the fraction of molecules with that speed. What can be deduced about the two gases?</w:t>
+        <w:t>5. 1 L of gas X and 1 L of gas Y are kept at the same temperature and pressure.</w:t>
       </w:r>
-      <w:r>
-        <w:tab/>
-      </w:r>
+    </w:p>
+    <w:p>
+      <w:pPr>
+        <w:spacing w:after="40" w:before="80" w:line="240" w:lineRule="auto"/>
+        <w:tabs>
+          <w:tab w:val="right" w:pos="9072"/>
+        </w:tabs>
+      </w:pPr>
       <w:r>
         <w:rPr>
-          <w:rFonts w:ascii="Arial" w:hAnsi="Arial" w:eastAsia="Arial"/>
+          <w:rFonts w:ascii="Arial" w:hAnsi="Arial"/>
           <w:b w:val="0"/>
           <w:sz w:val="22"/>
         </w:rPr>
-        <w:t>（   ）</w:t>
+        <w:t>The speed of the molecules is plotted against the fraction of molecules with that speed.</w:t>
       </w:r>
     </w:p>
     <w:p>
       <w:pPr>
-        <w:spacing w:after="20" w:before="0" w:line="240" w:lineRule="auto"/>
+        <w:spacing w:after="40" w:before="80" w:line="240" w:lineRule="auto"/>
+        <w:tabs>
+          <w:tab w:val="right" w:pos="9072"/>
+        </w:tabs>
       </w:pPr>
       <w:r>
         <w:rPr>
-          <w:rFonts w:ascii="Arial" w:hAnsi="Arial" w:eastAsia="Arial"/>
+          <w:rFonts w:ascii="Arial" w:hAnsi="Arial"/>
+          <w:b w:val="0"/>
+          <w:sz w:val="22"/>
+        </w:rPr>
+        <w:t>What can be deduced about the two gases?	（   ）</w:t>
+      </w:r>
+    </w:p>
+    <w:p>
+      <w:pPr>
+        <w:spacing w:after="20" w:before="0" w:line="240" w:lineRule="auto"/>
+      </w:pPr>
+      <w:r>
+        <w:rPr>
+          <w:rFonts w:ascii="Arial" w:hAnsi="Arial"/>
           <w:b w:val="0"/>
           <w:sz w:val="22"/>
         </w:rPr>
@@ -1516,7 +1818,7 @@
       </w:pPr>
       <w:r>
         <w:rPr>
-          <w:rFonts w:ascii="Arial" w:hAnsi="Arial" w:eastAsia="Arial"/>
+          <w:rFonts w:ascii="Arial" w:hAnsi="Arial"/>
           <w:b w:val="0"/>
           <w:sz w:val="22"/>
         </w:rPr>
@@ -1529,7 +1831,7 @@
       </w:pPr>
       <w:r>
         <w:rPr>
-          <w:rFonts w:ascii="Arial" w:hAnsi="Arial" w:eastAsia="Arial"/>
+          <w:rFonts w:ascii="Arial" w:hAnsi="Arial"/>
           <w:b w:val="0"/>
           <w:sz w:val="22"/>
         </w:rPr>
@@ -1542,7 +1844,7 @@
       </w:pPr>
       <w:r>
         <w:rPr>
-          <w:rFonts w:ascii="Arial" w:hAnsi="Arial" w:eastAsia="Arial"/>
+          <w:rFonts w:ascii="Arial" w:hAnsi="Arial"/>
           <w:b w:val="0"/>
           <w:sz w:val="22"/>
         </w:rPr>
@@ -1563,7 +1865,7 @@
       </w:pPr>
       <w:r>
         <w:rPr>
-          <w:rFonts w:ascii="Arial" w:hAnsi="Arial" w:eastAsia="Arial"/>
+          <w:rFonts w:ascii="Arial" w:hAnsi="Arial"/>
           <w:b w:val="0"/>
           <w:sz w:val="22"/>
         </w:rPr>
@@ -1574,7 +1876,7 @@
       </w:r>
       <w:r>
         <w:rPr>
-          <w:rFonts w:ascii="Arial" w:hAnsi="Arial" w:eastAsia="Arial"/>
+          <w:rFonts w:ascii="Arial" w:hAnsi="Arial"/>
           <w:b w:val="0"/>
           <w:sz w:val="22"/>
         </w:rPr>
@@ -1582,16 +1884,65 @@
       </w:r>
     </w:p>
     <w:p>
-      <w:pPr>
-        <w:spacing w:after="20" w:before="0" w:line="240" w:lineRule="auto"/>
+      <w:r>
+        <w:drawing>
+          <wp:inline xmlns:a="http://schemas.openxmlformats.org/drawingml/2006/main" xmlns:pic="http://schemas.openxmlformats.org/drawingml/2006/picture">
+            <wp:extent cx="3780000" cy="2620110"/>
+            <wp:docPr id="2" name="Picture 2"/>
+            <wp:cNvGraphicFramePr>
+              <a:graphicFrameLocks noChangeAspect="1"/>
+            </wp:cNvGraphicFramePr>
+            <a:graphic>
+              <a:graphicData uri="http://schemas.openxmlformats.org/drawingml/2006/picture">
+                <pic:pic>
+                  <pic:nvPicPr>
+                    <pic:cNvPr id="0" name="f_c06_02.png"/>
+                    <pic:cNvPicPr/>
+                  </pic:nvPicPr>
+                  <pic:blipFill>
+                    <a:blip r:embed="rId10"/>
+                    <a:stretch>
+                      <a:fillRect/>
+                    </a:stretch>
+                  </pic:blipFill>
+                  <pic:spPr>
+                    <a:xfrm>
+                      <a:off x="0" y="0"/>
+                      <a:ext cx="3780000" cy="2620110"/>
+                    </a:xfrm>
+                    <a:prstGeom prst="rect"/>
+                  </pic:spPr>
+                </pic:pic>
+              </a:graphicData>
+            </a:graphic>
+          </wp:inline>
+        </w:drawing>
+      </w:r>
+    </w:p>
+    <w:p>
+      <w:pPr>
+        <w:spacing w:before="20" w:after="120"/>
       </w:pPr>
       <w:r>
         <w:rPr>
-          <w:rFonts w:ascii="Arial" w:hAnsi="Arial" w:eastAsia="Arial"/>
+          <w:rFonts w:ascii="霞鹜文楷 Medium" w:hAnsi="霞鹜文楷 Medium"/>
+          <w:b/>
+          <w:sz w:val="18"/>
+        </w:rPr>
+        <w:t>图 C₆-2：平均动能随温度变化图（对应第 2 节 MCQ6，KE = 3/2 RT，过原点直线）</w:t>
+      </w:r>
+    </w:p>
+    <w:p>
+      <w:pPr>
+        <w:spacing w:after="20" w:before="0" w:line="240" w:lineRule="auto"/>
+      </w:pPr>
+      <w:r>
+        <w:rPr>
+          <w:rFonts w:ascii="Arial" w:hAnsi="Arial"/>
           <w:b w:val="0"/>
           <w:sz w:val="22"/>
         </w:rPr>
-        <w:t>A.</w:t>
+        <w:t>A. Graph A</w:t>
       </w:r>
     </w:p>
     <w:p>
@@ -1600,11 +1951,11 @@
       </w:pPr>
       <w:r>
         <w:rPr>
-          <w:rFonts w:ascii="Arial" w:hAnsi="Arial" w:eastAsia="Arial"/>
+          <w:rFonts w:ascii="Arial" w:hAnsi="Arial"/>
           <w:b w:val="0"/>
           <w:sz w:val="22"/>
         </w:rPr>
-        <w:t>B.</w:t>
+        <w:t>B. Graph B</w:t>
       </w:r>
     </w:p>
     <w:p>
@@ -1613,11 +1964,11 @@
       </w:pPr>
       <w:r>
         <w:rPr>
-          <w:rFonts w:ascii="Arial" w:hAnsi="Arial" w:eastAsia="Arial"/>
+          <w:rFonts w:ascii="Arial" w:hAnsi="Arial"/>
           <w:b w:val="0"/>
           <w:sz w:val="22"/>
         </w:rPr>
-        <w:t>C.</w:t>
+        <w:t>C. Graph C</w:t>
       </w:r>
     </w:p>
     <w:p>
@@ -1626,11 +1977,11 @@
       </w:pPr>
       <w:r>
         <w:rPr>
-          <w:rFonts w:ascii="Arial" w:hAnsi="Arial" w:eastAsia="Arial"/>
+          <w:rFonts w:ascii="Arial" w:hAnsi="Arial"/>
           <w:b w:val="0"/>
           <w:sz w:val="22"/>
         </w:rPr>
-        <w:t>D.</w:t>
+        <w:t>D. Graph D</w:t>
       </w:r>
     </w:p>
     <w:p>
@@ -1644,7 +1995,7 @@
       </w:pPr>
       <w:r>
         <w:rPr>
-          <w:rFonts w:ascii="霞鹜文楷 Medium" w:hAnsi="霞鹜文楷 Medium" w:eastAsia="霞鹜文楷 Medium"/>
+          <w:rFonts w:ascii="霞鹜文楷 Medium" w:hAnsi="霞鹜文楷 Medium"/>
           <w:b/>
           <w:sz w:val="22"/>
         </w:rPr>
@@ -1657,7 +2008,7 @@
       </w:pPr>
       <w:r>
         <w:rPr>
-          <w:rFonts w:ascii="霞鹜文楷 Medium" w:hAnsi="霞鹜文楷 Medium" w:eastAsia="霞鹜文楷 Medium"/>
+          <w:rFonts w:ascii="霞鹜文楷 Medium" w:hAnsi="霞鹜文楷 Medium"/>
           <w:b/>
           <w:sz w:val="22"/>
         </w:rPr>
@@ -1670,13 +2021,14 @@
       </w:pPr>
       <w:r>
         <w:rPr>
-          <w:rFonts w:ascii="霞鹜文楷 Medium" w:hAnsi="霞鹜文楷 Medium" w:eastAsia="霞鹜文楷 Medium"/>
+          <w:rFonts w:ascii="霞鹜文楷 Medium" w:hAnsi="霞鹜文楷 Medium"/>
           <w:b/>
           <w:sz w:val="22"/>
         </w:rPr>
         <w:t>Large, polar molecules deviate more than small, nonpolar ones</w:t>
       </w:r>
     </w:p>
+    <w:p/>
     <w:p>
       <w:pPr>
         <w:spacing w:after="40" w:before="80" w:line="240" w:lineRule="auto"/>
@@ -1686,7 +2038,7 @@
       </w:pPr>
       <w:r>
         <w:rPr>
-          <w:rFonts w:ascii="Arial" w:hAnsi="Arial" w:eastAsia="Arial"/>
+          <w:rFonts w:ascii="Arial" w:hAnsi="Arial"/>
           <w:b w:val="0"/>
           <w:sz w:val="22"/>
         </w:rPr>
@@ -1697,7 +2049,7 @@
       </w:r>
       <w:r>
         <w:rPr>
-          <w:rFonts w:ascii="Arial" w:hAnsi="Arial" w:eastAsia="Arial"/>
+          <w:rFonts w:ascii="Arial" w:hAnsi="Arial"/>
           <w:b w:val="0"/>
           <w:sz w:val="22"/>
         </w:rPr>
@@ -1710,7 +2062,7 @@
       </w:pPr>
       <w:r>
         <w:rPr>
-          <w:rFonts w:ascii="Arial" w:hAnsi="Arial" w:eastAsia="Arial"/>
+          <w:rFonts w:ascii="Arial" w:hAnsi="Arial"/>
           <w:b w:val="0"/>
           <w:sz w:val="22"/>
         </w:rPr>
@@ -1723,7 +2075,7 @@
       </w:pPr>
       <w:r>
         <w:rPr>
-          <w:rFonts w:ascii="Arial" w:hAnsi="Arial" w:eastAsia="Arial"/>
+          <w:rFonts w:ascii="Arial" w:hAnsi="Arial"/>
           <w:b w:val="0"/>
           <w:sz w:val="22"/>
         </w:rPr>
@@ -1736,7 +2088,7 @@
       </w:pPr>
       <w:r>
         <w:rPr>
-          <w:rFonts w:ascii="Arial" w:hAnsi="Arial" w:eastAsia="Arial"/>
+          <w:rFonts w:ascii="Arial" w:hAnsi="Arial"/>
           <w:b w:val="0"/>
           <w:sz w:val="22"/>
         </w:rPr>
@@ -1749,7 +2101,7 @@
       </w:pPr>
       <w:r>
         <w:rPr>
-          <w:rFonts w:ascii="Arial" w:hAnsi="Arial" w:eastAsia="Arial"/>
+          <w:rFonts w:ascii="Arial" w:hAnsi="Arial"/>
           <w:b w:val="0"/>
           <w:sz w:val="22"/>
         </w:rPr>
@@ -1770,31 +2122,60 @@
       </w:pPr>
       <w:r>
         <w:rPr>
-          <w:rFonts w:ascii="Arial" w:hAnsi="Arial" w:eastAsia="Arial"/>
+          <w:rFonts w:ascii="Arial" w:hAnsi="Arial"/>
           <w:b w:val="0"/>
           <w:sz w:val="22"/>
         </w:rPr>
-        <w:t>2. An experiment is conducted to calculate the molar mass of an unknown gas of known mass. Measurements of pressure, volume and temperature are taken during the experiment. Which conditions of temperature and pressure would give the most accurate value of molar mass?</w:t>
-      </w:r>
-      <w:r>
-        <w:tab/>
+        <w:t>2.</w:t>
       </w:r>
       <w:r>
         <w:rPr>
-          <w:rFonts w:ascii="Arial" w:hAnsi="Arial" w:eastAsia="Arial"/>
+          <w:rFonts w:ascii="Arial" w:hAnsi="Arial"/>
           <w:b w:val="0"/>
           <w:sz w:val="22"/>
         </w:rPr>
-        <w:t>（   ）</w:t>
+        <w:t xml:space="preserve"> An experiment is conducted to calculate the molar mass of an unknown gas of known mass.</w:t>
       </w:r>
     </w:p>
     <w:p>
       <w:pPr>
-        <w:spacing w:after="20" w:before="0" w:line="240" w:lineRule="auto"/>
+        <w:spacing w:after="40" w:before="80" w:line="240" w:lineRule="auto"/>
+        <w:tabs>
+          <w:tab w:val="right" w:pos="9072"/>
+        </w:tabs>
       </w:pPr>
       <w:r>
         <w:rPr>
-          <w:rFonts w:ascii="Arial" w:hAnsi="Arial" w:eastAsia="Arial"/>
+          <w:rFonts w:ascii="Arial" w:hAnsi="Arial"/>
+          <w:b w:val="0"/>
+          <w:sz w:val="22"/>
+        </w:rPr>
+        <w:t>Measurements of pressure, volume and temperature are taken during the experiment.</w:t>
+      </w:r>
+    </w:p>
+    <w:p>
+      <w:pPr>
+        <w:spacing w:after="40" w:before="80" w:line="240" w:lineRule="auto"/>
+        <w:tabs>
+          <w:tab w:val="right" w:pos="9072"/>
+        </w:tabs>
+      </w:pPr>
+      <w:r>
+        <w:rPr>
+          <w:rFonts w:ascii="Arial" w:hAnsi="Arial"/>
+          <w:b w:val="0"/>
+          <w:sz w:val="22"/>
+        </w:rPr>
+        <w:t>Which conditions of temperature and pressure would give the most accurate value of molar mass?	（   ）</w:t>
+      </w:r>
+    </w:p>
+    <w:p>
+      <w:pPr>
+        <w:spacing w:after="20" w:before="0" w:line="240" w:lineRule="auto"/>
+      </w:pPr>
+      <w:r>
+        <w:rPr>
+          <w:rFonts w:ascii="Arial" w:hAnsi="Arial"/>
           <w:b w:val="0"/>
           <w:sz w:val="22"/>
         </w:rPr>
@@ -1807,7 +2188,7 @@
       </w:pPr>
       <w:r>
         <w:rPr>
-          <w:rFonts w:ascii="Arial" w:hAnsi="Arial" w:eastAsia="Arial"/>
+          <w:rFonts w:ascii="Arial" w:hAnsi="Arial"/>
           <w:b w:val="0"/>
           <w:sz w:val="22"/>
         </w:rPr>
@@ -1820,7 +2201,7 @@
       </w:pPr>
       <w:r>
         <w:rPr>
-          <w:rFonts w:ascii="Arial" w:hAnsi="Arial" w:eastAsia="Arial"/>
+          <w:rFonts w:ascii="Arial" w:hAnsi="Arial"/>
           <w:b w:val="0"/>
           <w:sz w:val="22"/>
         </w:rPr>
@@ -1833,7 +2214,7 @@
       </w:pPr>
       <w:r>
         <w:rPr>
-          <w:rFonts w:ascii="Arial" w:hAnsi="Arial" w:eastAsia="Arial"/>
+          <w:rFonts w:ascii="Arial" w:hAnsi="Arial"/>
           <w:b w:val="0"/>
           <w:sz w:val="22"/>
         </w:rPr>
@@ -1854,22 +2235,19 @@
       </w:pPr>
       <w:r>
         <w:rPr>
-          <w:rFonts w:ascii="Arial" w:hAnsi="Arial" w:eastAsia="Arial"/>
+          <w:rFonts w:ascii="Arial" w:hAnsi="Arial"/>
           <w:b w:val="0"/>
           <w:sz w:val="22"/>
         </w:rPr>
-        <w:t>3. Which of the following best explains why CO2 deviates from ideal gas behavior at a low temperature and high pressure?</w:t>
-      </w:r>
-      <w:r>
-        <w:tab/>
+        <w:t>3.</w:t>
       </w:r>
       <w:r>
         <w:rPr>
-          <w:rFonts w:ascii="Arial" w:hAnsi="Arial" w:eastAsia="Arial"/>
+          <w:rFonts w:ascii="Arial" w:hAnsi="Arial"/>
           <w:b w:val="0"/>
           <w:sz w:val="22"/>
         </w:rPr>
-        <w:t>（   ）</w:t>
+        <w:t xml:space="preserve"> Which of the following best explains why CO₂ deviates from ideal gas behavior at a low temperature and high pressure?	（   ）</w:t>
       </w:r>
     </w:p>
     <w:p>
@@ -1878,11 +2256,11 @@
       </w:pPr>
       <w:r>
         <w:rPr>
-          <w:rFonts w:ascii="Arial" w:hAnsi="Arial" w:eastAsia="Arial"/>
+          <w:rFonts w:ascii="Arial" w:hAnsi="Arial"/>
           <w:b w:val="0"/>
           <w:sz w:val="22"/>
         </w:rPr>
-        <w:t>A. CO2​ molecules move too quickly to interact with each other</w:t>
+        <w:t>A. CO₂​ molecules move too quickly to interact with each other</w:t>
       </w:r>
     </w:p>
     <w:p>
@@ -1891,11 +2269,11 @@
       </w:pPr>
       <w:r>
         <w:rPr>
-          <w:rFonts w:ascii="Arial" w:hAnsi="Arial" w:eastAsia="Arial"/>
+          <w:rFonts w:ascii="Arial" w:hAnsi="Arial"/>
           <w:b w:val="0"/>
           <w:sz w:val="22"/>
         </w:rPr>
-        <w:t>B. CO2 molecules have significant intermolecular attractions, causing the measured pressure to be lower than predicted</w:t>
+        <w:t>B. CO₂ molecules have significant intermolecular attractions, causing the measured pressure to be lower than predicted</w:t>
       </w:r>
     </w:p>
     <w:p>
@@ -1904,11 +2282,11 @@
       </w:pPr>
       <w:r>
         <w:rPr>
-          <w:rFonts w:ascii="Arial" w:hAnsi="Arial" w:eastAsia="Arial"/>
+          <w:rFonts w:ascii="Arial" w:hAnsi="Arial"/>
           <w:b w:val="0"/>
           <w:sz w:val="22"/>
         </w:rPr>
-        <w:t>C. The volume of CO2 molecules becomes negligible</w:t>
+        <w:t>C. The volume of CO₂ molecules becomes negligible</w:t>
       </w:r>
     </w:p>
     <w:p>
@@ -1917,11 +2295,11 @@
       </w:pPr>
       <w:r>
         <w:rPr>
-          <w:rFonts w:ascii="Arial" w:hAnsi="Arial" w:eastAsia="Arial"/>
+          <w:rFonts w:ascii="Arial" w:hAnsi="Arial"/>
           <w:b w:val="0"/>
           <w:sz w:val="22"/>
         </w:rPr>
-        <w:t>D. CO2​ collisions with container walls are perfectly elastic, as assumed in ideal gases</w:t>
+        <w:t>D. CO₂​ collisions with container walls are perfectly elastic, as assumed in ideal gases</w:t>
       </w:r>
     </w:p>
     <w:p>
